--- a/Entregables/L00418806_Manobanda_Formato 1 Planificación de prácticas preprofesionales.docx
+++ b/Entregables/L00418806_Manobanda_Formato 1 Planificación de prácticas preprofesionales.docx
@@ -8289,7 +8289,7 @@
                     <w:spacing w:after="0"/>
                     <w:ind w:firstLine="708"/>
                     <w:rPr>
-                      <w:rFonts w:ascii="Arial" w:hAnsi="Arial" w:cs="Arial"/>
+                      <w:rFonts w:ascii="Times New Roman" w:hAnsi="Times New Roman" w:cs="Times New Roman"/>
                       <w:b/>
                       <w:sz w:val="16"/>
                       <w:szCs w:val="16"/>
@@ -8297,7 +8297,7 @@
                   </w:pPr>
                   <w:r>
                     <w:rPr>
-                      <w:rFonts w:ascii="Arial" w:hAnsi="Arial" w:cs="Arial"/>
+                      <w:rFonts w:ascii="Times New Roman" w:hAnsi="Times New Roman" w:cs="Times New Roman"/>
                       <w:b/>
                       <w:sz w:val="16"/>
                       <w:szCs w:val="16"/>
@@ -8306,7 +8306,7 @@
                   </w:r>
                   <w:r>
                     <w:rPr>
-                      <w:rFonts w:ascii="Arial" w:hAnsi="Arial" w:cs="Arial"/>
+                      <w:rFonts w:ascii="Times New Roman" w:hAnsi="Times New Roman" w:cs="Times New Roman"/>
                       <w:b/>
                       <w:sz w:val="16"/>
                       <w:szCs w:val="16"/>
@@ -8315,7 +8315,7 @@
                   </w:r>
                   <w:r>
                     <w:rPr>
-                      <w:rFonts w:ascii="Arial" w:hAnsi="Arial" w:cs="Arial"/>
+                      <w:rFonts w:ascii="Times New Roman" w:hAnsi="Times New Roman" w:cs="Times New Roman"/>
                       <w:b/>
                       <w:sz w:val="16"/>
                       <w:szCs w:val="16"/>
@@ -8328,7 +8328,7 @@
                     <w:spacing w:after="0"/>
                     <w:jc w:val="center"/>
                     <w:rPr>
-                      <w:rFonts w:ascii="Arial" w:hAnsi="Arial" w:cs="Arial"/>
+                      <w:rFonts w:ascii="Times New Roman" w:hAnsi="Times New Roman" w:cs="Times New Roman"/>
                       <w:b/>
                       <w:sz w:val="16"/>
                       <w:szCs w:val="16"/>
@@ -8336,7 +8336,7 @@
                   </w:pPr>
                   <w:r>
                     <w:rPr>
-                      <w:rFonts w:ascii="Arial" w:hAnsi="Arial" w:cs="Arial"/>
+                      <w:rFonts w:ascii="Times New Roman" w:hAnsi="Times New Roman" w:cs="Times New Roman"/>
                       <w:b/>
                       <w:sz w:val="16"/>
                       <w:szCs w:val="16"/>
@@ -8348,7 +8348,7 @@
                   <w:pPr>
                     <w:jc w:val="center"/>
                     <w:rPr>
-                      <w:rFonts w:ascii="Arial" w:hAnsi="Arial" w:cs="Arial"/>
+                      <w:rFonts w:ascii="Times New Roman" w:hAnsi="Times New Roman" w:cs="Times New Roman"/>
                       <w:b/>
                       <w:sz w:val="16"/>
                       <w:szCs w:val="16"/>
@@ -8356,7 +8356,7 @@
                   </w:pPr>
                   <w:r>
                     <w:rPr>
-                      <w:rFonts w:ascii="Arial" w:hAnsi="Arial" w:cs="Arial"/>
+                      <w:rFonts w:ascii="Times New Roman" w:hAnsi="Times New Roman" w:cs="Times New Roman"/>
                       <w:b/>
                       <w:sz w:val="16"/>
                       <w:szCs w:val="16"/>
@@ -8432,7 +8432,7 @@
                     <w:spacing w:after="0" w:line="240" w:lineRule="auto"/>
                     <w:jc w:val="center"/>
                     <w:rPr>
-                      <w:rFonts w:ascii="Arial" w:hAnsi="Arial" w:cs="Arial"/>
+                      <w:rFonts w:ascii="Times New Roman" w:hAnsi="Times New Roman" w:cs="Times New Roman"/>
                       <w:b/>
                       <w:sz w:val="16"/>
                       <w:szCs w:val="16"/>
@@ -8440,7 +8440,7 @@
                   </w:pPr>
                   <w:r>
                     <w:rPr>
-                      <w:rFonts w:ascii="Arial" w:hAnsi="Arial" w:cs="Arial"/>
+                      <w:rFonts w:ascii="Times New Roman" w:hAnsi="Times New Roman" w:cs="Times New Roman"/>
                       <w:b/>
                       <w:sz w:val="16"/>
                       <w:szCs w:val="16"/>
@@ -8453,7 +8453,7 @@
                     <w:spacing w:after="0" w:line="240" w:lineRule="auto"/>
                     <w:jc w:val="center"/>
                     <w:rPr>
-                      <w:rFonts w:ascii="Arial" w:hAnsi="Arial" w:cs="Arial"/>
+                      <w:rFonts w:ascii="Times New Roman" w:hAnsi="Times New Roman" w:cs="Times New Roman"/>
                       <w:b/>
                       <w:sz w:val="16"/>
                       <w:szCs w:val="16"/>
@@ -8461,7 +8461,7 @@
                   </w:pPr>
                   <w:r>
                     <w:rPr>
-                      <w:rFonts w:ascii="Arial" w:hAnsi="Arial" w:cs="Arial"/>
+                      <w:rFonts w:ascii="Times New Roman" w:hAnsi="Times New Roman" w:cs="Times New Roman"/>
                       <w:b/>
                       <w:sz w:val="16"/>
                       <w:szCs w:val="16"/>
@@ -8474,7 +8474,7 @@
                     <w:spacing w:after="0" w:line="240" w:lineRule="auto"/>
                     <w:jc w:val="center"/>
                     <w:rPr>
-                      <w:rFonts w:ascii="Arial" w:hAnsi="Arial" w:cs="Arial"/>
+                      <w:rFonts w:ascii="Times New Roman" w:hAnsi="Times New Roman" w:cs="Times New Roman"/>
                       <w:b/>
                       <w:sz w:val="16"/>
                       <w:szCs w:val="16"/>
@@ -8482,7 +8482,7 @@
                   </w:pPr>
                   <w:r>
                     <w:rPr>
-                      <w:rFonts w:ascii="Arial" w:hAnsi="Arial" w:cs="Arial"/>
+                      <w:rFonts w:ascii="Times New Roman" w:hAnsi="Times New Roman" w:cs="Times New Roman"/>
                       <w:b/>
                       <w:sz w:val="16"/>
                       <w:szCs w:val="16"/>
@@ -8547,7 +8547,7 @@
                     <w:spacing w:after="0" w:line="240" w:lineRule="auto"/>
                     <w:jc w:val="center"/>
                     <w:rPr>
-                      <w:rFonts w:ascii="Arial" w:hAnsi="Arial" w:cs="Arial"/>
+                      <w:rFonts w:ascii="Times New Roman" w:hAnsi="Times New Roman" w:cs="Times New Roman"/>
                       <w:b/>
                       <w:sz w:val="16"/>
                       <w:szCs w:val="16"/>
@@ -8555,7 +8555,7 @@
                   </w:pPr>
                   <w:r>
                     <w:rPr>
-                      <w:rFonts w:ascii="Arial" w:hAnsi="Arial" w:cs="Arial"/>
+                      <w:rFonts w:ascii="Times New Roman" w:hAnsi="Times New Roman" w:cs="Times New Roman"/>
                       <w:b/>
                       <w:sz w:val="16"/>
                       <w:szCs w:val="16"/>
@@ -8564,7 +8564,7 @@
                   </w:r>
                   <w:r>
                     <w:rPr>
-                      <w:rFonts w:ascii="Arial" w:hAnsi="Arial" w:cs="Arial"/>
+                      <w:rFonts w:ascii="Times New Roman" w:hAnsi="Times New Roman" w:cs="Times New Roman"/>
                       <w:b/>
                       <w:sz w:val="16"/>
                       <w:szCs w:val="16"/>
@@ -8573,7 +8573,7 @@
                   </w:r>
                   <w:r>
                     <w:rPr>
-                      <w:rFonts w:ascii="Arial" w:hAnsi="Arial" w:cs="Arial"/>
+                      <w:rFonts w:ascii="Times New Roman" w:hAnsi="Times New Roman" w:cs="Times New Roman"/>
                       <w:b/>
                       <w:sz w:val="16"/>
                       <w:szCs w:val="16"/>
@@ -8582,7 +8582,7 @@
                   </w:r>
                   <w:r>
                     <w:rPr>
-                      <w:rFonts w:ascii="Arial" w:hAnsi="Arial" w:cs="Arial"/>
+                      <w:rFonts w:ascii="Times New Roman" w:hAnsi="Times New Roman" w:cs="Times New Roman"/>
                       <w:b/>
                       <w:sz w:val="16"/>
                       <w:szCs w:val="16"/>
@@ -8595,7 +8595,7 @@
                     <w:spacing w:after="0" w:line="240" w:lineRule="auto"/>
                     <w:jc w:val="center"/>
                     <w:rPr>
-                      <w:rFonts w:ascii="Arial" w:hAnsi="Arial" w:cs="Arial"/>
+                      <w:rFonts w:ascii="Times New Roman" w:hAnsi="Times New Roman" w:cs="Times New Roman"/>
                       <w:b/>
                       <w:sz w:val="16"/>
                       <w:szCs w:val="16"/>
@@ -8603,7 +8603,7 @@
                   </w:pPr>
                   <w:r>
                     <w:rPr>
-                      <w:rFonts w:ascii="Arial" w:hAnsi="Arial" w:cs="Arial"/>
+                      <w:rFonts w:ascii="Times New Roman" w:hAnsi="Times New Roman" w:cs="Times New Roman"/>
                       <w:b/>
                       <w:sz w:val="16"/>
                       <w:szCs w:val="16"/>
@@ -8612,7 +8612,7 @@
                   </w:r>
                   <w:r>
                     <w:rPr>
-                      <w:rFonts w:ascii="Arial" w:hAnsi="Arial" w:cs="Arial"/>
+                      <w:rFonts w:ascii="Times New Roman" w:hAnsi="Times New Roman" w:cs="Times New Roman"/>
                       <w:b/>
                       <w:sz w:val="16"/>
                       <w:szCs w:val="16"/>
@@ -8625,7 +8625,7 @@
                     <w:spacing w:after="0" w:line="240" w:lineRule="auto"/>
                     <w:jc w:val="center"/>
                     <w:rPr>
-                      <w:rFonts w:ascii="Arial" w:hAnsi="Arial" w:cs="Arial"/>
+                      <w:rFonts w:ascii="Times New Roman" w:hAnsi="Times New Roman" w:cs="Times New Roman"/>
                       <w:b/>
                       <w:sz w:val="16"/>
                       <w:szCs w:val="16"/>
@@ -8633,7 +8633,7 @@
                   </w:pPr>
                   <w:r>
                     <w:rPr>
-                      <w:rFonts w:ascii="Arial" w:hAnsi="Arial" w:cs="Arial"/>
+                      <w:rFonts w:ascii="Times New Roman" w:hAnsi="Times New Roman" w:cs="Times New Roman"/>
                       <w:b/>
                       <w:sz w:val="16"/>
                       <w:szCs w:val="16"/>
